--- a/WB_nalog_USN_NDS_short.docx
+++ b/WB_nalog_USN_NDS_short.docx
@@ -15,19 +15,8 @@
           <w:sz w:val="36"/>
           <w:szCs w:val="36"/>
         </w:rPr>
-        <w:t>WB</w:t>
-      </w:r>
-      <w:r>
-        <w:rPr>
-          <w:b/>
-          <w:bCs/>
-          <w:color w:val="1F4E79"/>
-          <w:sz w:val="36"/>
-          <w:szCs w:val="36"/>
-        </w:rPr>
-        <w:t>_</w:t>
-      </w:r>
-      <w:proofErr w:type="spellStart"/>
+        <w:t>WB_</w:t>
+      </w:r>
       <w:r>
         <w:rPr>
           <w:b/>
@@ -39,7 +28,6 @@
         </w:rPr>
         <w:t>nalog</w:t>
       </w:r>
-      <w:proofErr w:type="spellEnd"/>
       <w:r>
         <w:rPr>
           <w:b/>
@@ -71,7 +59,6 @@
         </w:rPr>
         <w:t>_</w:t>
       </w:r>
-      <w:proofErr w:type="gramStart"/>
       <w:r>
         <w:rPr>
           <w:b/>
@@ -91,18 +78,7 @@
           <w:sz w:val="36"/>
           <w:szCs w:val="36"/>
         </w:rPr>
-        <w:t xml:space="preserve">  —</w:t>
-      </w:r>
-      <w:proofErr w:type="gramEnd"/>
-      <w:r>
-        <w:rPr>
-          <w:b/>
-          <w:bCs/>
-          <w:color w:val="1F4E79"/>
-          <w:sz w:val="36"/>
-          <w:szCs w:val="36"/>
-        </w:rPr>
-        <w:t xml:space="preserve">  краткая инструкция</w:t>
+        <w:t xml:space="preserve">  —  краткая инструкция</w:t>
       </w:r>
     </w:p>
     <w:p>
@@ -114,21 +90,7 @@
         <w:rPr>
           <w:color w:val="666666"/>
         </w:rPr>
-        <w:t xml:space="preserve">Расчёт налогооблагаемого дохода по отчётам </w:t>
-      </w:r>
-      <w:proofErr w:type="spellStart"/>
-      <w:r>
-        <w:rPr>
-          <w:color w:val="666666"/>
-        </w:rPr>
-        <w:t>Wildberries</w:t>
-      </w:r>
-      <w:proofErr w:type="spellEnd"/>
-      <w:r>
-        <w:rPr>
-          <w:color w:val="666666"/>
-        </w:rPr>
-        <w:t xml:space="preserve"> (УСН + НДС)</w:t>
+        <w:t>Расчёт налогооблагаемого дохода по отчётам Wildberries (УСН + НДС)</w:t>
       </w:r>
     </w:p>
     <w:p>
@@ -165,180 +127,125 @@
       <w:pPr>
         <w:pStyle w:val="a4"/>
         <w:numPr>
-          <w:ilvl w:val="1"/>
+          <w:ilvl w:val="0"/>
+          <w:numId w:val="3"/>
+        </w:numPr>
+        <w:spacing w:before="40" w:after="40"/>
+        <w:rPr>
+          <w:bCs/>
+        </w:rPr>
+      </w:pPr>
+      <w:r>
+        <w:rPr>
+          <w:bCs/>
+        </w:rPr>
+        <w:t xml:space="preserve">В личном кабинете </w:t>
+      </w:r>
+      <w:r>
+        <w:rPr>
+          <w:bCs/>
+          <w:lang w:val="en-US"/>
+        </w:rPr>
+        <w:t>Wildberries</w:t>
+      </w:r>
+      <w:r>
+        <w:rPr>
+          <w:bCs/>
+        </w:rPr>
+        <w:t xml:space="preserve"> в панели управления перейдите в раздел “Финансы” и выберите “Финансовые отчеты”.</w:t>
+      </w:r>
+    </w:p>
+    <w:p>
+      <w:pPr>
+        <w:pStyle w:val="a4"/>
+        <w:numPr>
+          <w:ilvl w:val="0"/>
+          <w:numId w:val="3"/>
+        </w:numPr>
+        <w:spacing w:before="40" w:after="40"/>
+        <w:rPr>
+          <w:bCs/>
+        </w:rPr>
+      </w:pPr>
+      <w:r>
+        <w:rPr>
+          <w:bCs/>
+        </w:rPr>
+        <w:t>Установите фильтр по датам с 01.01.2026 г. по сегодняшний день.</w:t>
+      </w:r>
+    </w:p>
+    <w:p>
+      <w:pPr>
+        <w:pStyle w:val="a4"/>
+        <w:numPr>
+          <w:ilvl w:val="0"/>
+          <w:numId w:val="3"/>
+        </w:numPr>
+        <w:spacing w:before="40" w:after="40"/>
+        <w:rPr>
+          <w:bCs/>
+        </w:rPr>
+      </w:pPr>
+      <w:r>
+        <w:rPr>
+          <w:bCs/>
+        </w:rPr>
+        <w:t>Войдите в каждый из отчетов и сохраните файл с архивом отчета в отдельную папку.</w:t>
+      </w:r>
+    </w:p>
+    <w:p>
+      <w:pPr>
+        <w:pStyle w:val="a4"/>
+        <w:numPr>
+          <w:ilvl w:val="0"/>
+          <w:numId w:val="3"/>
+        </w:numPr>
+        <w:spacing w:before="40" w:after="40"/>
+        <w:rPr>
+          <w:bCs/>
+        </w:rPr>
+      </w:pPr>
+      <w:r>
+        <w:rPr>
+          <w:bCs/>
+        </w:rPr>
+        <w:t xml:space="preserve">Разархивируйте все отчеты в формате </w:t>
+      </w:r>
+      <w:r>
+        <w:rPr>
+          <w:bCs/>
+          <w:lang w:val="en-US"/>
+        </w:rPr>
+        <w:t>MS</w:t>
+      </w:r>
+      <w:r>
+        <w:rPr>
+          <w:bCs/>
+        </w:rPr>
+        <w:t xml:space="preserve"> </w:t>
+      </w:r>
+      <w:r>
+        <w:rPr>
+          <w:bCs/>
+          <w:lang w:val="en-US"/>
+        </w:rPr>
+        <w:t>Excel</w:t>
+      </w:r>
+      <w:r>
+        <w:rPr>
+          <w:bCs/>
+        </w:rPr>
+        <w:t xml:space="preserve"> (можно в ту же папку с архивами).</w:t>
+      </w:r>
+    </w:p>
+    <w:p>
+      <w:pPr>
+        <w:pStyle w:val="a4"/>
+        <w:numPr>
+          <w:ilvl w:val="0"/>
           <w:numId w:val="2"/>
         </w:numPr>
-        <w:spacing w:before="40" w:after="40"/>
-        <w:ind w:left="1077" w:hanging="357"/>
-        <w:rPr>
-          <w:bCs/>
-        </w:rPr>
-      </w:pPr>
-      <w:r>
-        <w:rPr>
-          <w:bCs/>
-        </w:rPr>
-        <w:t xml:space="preserve">В личном кабинете </w:t>
-      </w:r>
-      <w:proofErr w:type="spellStart"/>
-      <w:r>
-        <w:rPr>
-          <w:bCs/>
-          <w:lang w:val="en-US"/>
-        </w:rPr>
-        <w:t>Wildberries</w:t>
-      </w:r>
-      <w:proofErr w:type="spellEnd"/>
-      <w:r>
-        <w:rPr>
-          <w:bCs/>
-        </w:rPr>
-        <w:t xml:space="preserve"> </w:t>
-      </w:r>
-      <w:r>
-        <w:rPr>
-          <w:bCs/>
-        </w:rPr>
-        <w:t xml:space="preserve">в панели управления перейдите в </w:t>
-      </w:r>
-      <w:r>
-        <w:rPr>
-          <w:bCs/>
-        </w:rPr>
-        <w:t>“</w:t>
-      </w:r>
-      <w:r>
-        <w:rPr>
-          <w:bCs/>
-        </w:rPr>
-        <w:t>Финансы</w:t>
-      </w:r>
-      <w:r>
-        <w:rPr>
-          <w:bCs/>
-        </w:rPr>
-        <w:t>”</w:t>
-      </w:r>
-      <w:r>
-        <w:rPr>
-          <w:bCs/>
-        </w:rPr>
-        <w:t xml:space="preserve"> и выберите “Финансовые отчеты”.</w:t>
-      </w:r>
-    </w:p>
-    <w:p>
-      <w:pPr>
-        <w:pStyle w:val="a4"/>
-        <w:numPr>
-          <w:ilvl w:val="1"/>
-          <w:numId w:val="2"/>
-        </w:numPr>
-        <w:spacing w:before="40" w:after="40"/>
-        <w:ind w:left="1077" w:hanging="357"/>
-        <w:rPr>
-          <w:bCs/>
-        </w:rPr>
-      </w:pPr>
-      <w:r>
-        <w:rPr>
-          <w:bCs/>
-        </w:rPr>
-        <w:t>Установите фильтр по датам с 01.01.2026 по сегодняшний день</w:t>
-      </w:r>
-      <w:r>
-        <w:rPr>
-          <w:bCs/>
-        </w:rPr>
-        <w:t>.</w:t>
-      </w:r>
-    </w:p>
-    <w:p>
-      <w:pPr>
-        <w:pStyle w:val="a4"/>
-        <w:numPr>
-          <w:ilvl w:val="1"/>
-          <w:numId w:val="2"/>
-        </w:numPr>
-        <w:spacing w:before="40" w:after="40"/>
-        <w:ind w:left="1077" w:hanging="357"/>
-        <w:rPr>
-          <w:bCs/>
-        </w:rPr>
-      </w:pPr>
-      <w:r>
-        <w:rPr>
-          <w:bCs/>
-        </w:rPr>
-        <w:t>Войдите в каждый из отчетов и с</w:t>
-      </w:r>
-      <w:r>
-        <w:rPr>
-          <w:bCs/>
-        </w:rPr>
-        <w:t xml:space="preserve">охраните </w:t>
-      </w:r>
-      <w:r>
-        <w:rPr>
-          <w:bCs/>
-        </w:rPr>
-        <w:t xml:space="preserve">файл с архивом отчета </w:t>
-      </w:r>
-      <w:r>
-        <w:rPr>
-          <w:bCs/>
-        </w:rPr>
-        <w:t>в отдельную папку.</w:t>
-      </w:r>
-    </w:p>
-    <w:p>
-      <w:pPr>
-        <w:pStyle w:val="a4"/>
-        <w:numPr>
-          <w:ilvl w:val="1"/>
-          <w:numId w:val="2"/>
-        </w:numPr>
-        <w:spacing w:before="40" w:after="40"/>
-        <w:ind w:left="1077" w:hanging="357"/>
-        <w:rPr>
-          <w:bCs/>
-        </w:rPr>
-      </w:pPr>
-      <w:r>
-        <w:rPr>
-          <w:bCs/>
-        </w:rPr>
-        <w:t xml:space="preserve">Разархивируйте отчеты </w:t>
-      </w:r>
-      <w:r>
-        <w:rPr>
-          <w:bCs/>
-        </w:rPr>
-        <w:t>(</w:t>
-      </w:r>
-      <w:r>
-        <w:rPr>
-          <w:bCs/>
-        </w:rPr>
-        <w:t>можно в ту же папку с архивами</w:t>
-      </w:r>
-      <w:r>
-        <w:rPr>
-          <w:bCs/>
-        </w:rPr>
-        <w:t>)</w:t>
-      </w:r>
-      <w:r>
-        <w:rPr>
-          <w:bCs/>
-        </w:rPr>
-        <w:t>.</w:t>
-      </w:r>
-    </w:p>
-    <w:p>
-      <w:pPr>
         <w:spacing w:before="280" w:after="100"/>
-      </w:pPr>
-      <w:r>
         <w:rPr>
           <w:b/>
           <w:bCs/>
@@ -346,32 +253,33 @@
           <w:sz w:val="26"/>
           <w:szCs w:val="26"/>
         </w:rPr>
-        <w:t>1. Как запустить</w:t>
-      </w:r>
-    </w:p>
-    <w:p>
-      <w:pPr>
-        <w:spacing w:before="40" w:after="40"/>
-        <w:ind w:left="360" w:hanging="280"/>
-        <w:rPr>
-          <w:color w:val="404040"/>
-        </w:rPr>
       </w:pPr>
       <w:r>
         <w:rPr>
           <w:b/>
           <w:bCs/>
           <w:color w:val="1F4E79"/>
-        </w:rPr>
-        <w:t xml:space="preserve">1. </w:t>
+          <w:sz w:val="26"/>
+          <w:szCs w:val="26"/>
+        </w:rPr>
+        <w:t>Как запустить</w:t>
+      </w:r>
+    </w:p>
+    <w:p>
+      <w:pPr>
+        <w:pStyle w:val="a4"/>
+        <w:spacing w:before="280" w:after="100"/>
+        <w:ind w:left="360"/>
+      </w:pPr>
+      <w:r>
+        <w:t xml:space="preserve">Если вы скачали только </w:t>
       </w:r>
       <w:r>
         <w:rPr>
           <w:color w:val="404040"/>
         </w:rPr>
-        <w:t>Откройте файл WB_</w:t>
-      </w:r>
-      <w:proofErr w:type="spellStart"/>
+        <w:t>WB_</w:t>
+      </w:r>
       <w:r>
         <w:rPr>
           <w:color w:val="404040"/>
@@ -379,7 +287,6 @@
         </w:rPr>
         <w:t>nalog</w:t>
       </w:r>
-      <w:proofErr w:type="spellEnd"/>
       <w:r>
         <w:rPr>
           <w:color w:val="404040"/>
@@ -410,27 +317,20 @@
         <w:rPr>
           <w:color w:val="404040"/>
         </w:rPr>
-        <w:t>.</w:t>
-      </w:r>
-      <w:proofErr w:type="spellStart"/>
+        <w:t>.xls</w:t>
+      </w:r>
       <w:r>
         <w:rPr>
           <w:color w:val="404040"/>
-        </w:rPr>
-        <w:t>xlsm</w:t>
-      </w:r>
-      <w:proofErr w:type="spellEnd"/>
+          <w:lang w:val="en-US"/>
+        </w:rPr>
+        <w:t>m</w:t>
+      </w:r>
       <w:r>
         <w:rPr>
           <w:color w:val="404040"/>
         </w:rPr>
-        <w:t xml:space="preserve"> и подтвердите включение макросов</w:t>
-      </w:r>
-      <w:r>
-        <w:rPr>
-          <w:color w:val="404040"/>
-        </w:rPr>
-        <w:t>.</w:t>
+        <w:t>:</w:t>
       </w:r>
     </w:p>
     <w:p>
@@ -442,39 +342,38 @@
         <w:rPr>
           <w:b/>
           <w:bCs/>
-          <w:color w:val="1F4E79"/>
-        </w:rPr>
-        <w:t xml:space="preserve">2. </w:t>
-      </w:r>
-      <w:r>
-        <w:rPr>
-          <w:color w:val="404040"/>
-        </w:rPr>
-        <w:t xml:space="preserve">Перейдите на лист </w:t>
-      </w:r>
-      <w:r>
-        <w:rPr>
-          <w:color w:val="404040"/>
-        </w:rPr>
-        <w:t>“</w:t>
-      </w:r>
-      <w:r>
-        <w:rPr>
-          <w:color w:val="404040"/>
-        </w:rPr>
-        <w:t>Настройки</w:t>
-      </w:r>
-      <w:r>
-        <w:rPr>
-          <w:color w:val="404040"/>
-        </w:rPr>
-        <w:t>”</w:t>
-      </w:r>
-      <w:r>
-        <w:rPr>
-          <w:color w:val="404040"/>
-        </w:rPr>
-        <w:t xml:space="preserve"> и заполните ячейки (см. раздел 2).</w:t>
+        </w:rPr>
+        <w:t xml:space="preserve">1. </w:t>
+      </w:r>
+      <w:r>
+        <w:t>Откройте файл WB_</w:t>
+      </w:r>
+      <w:r>
+        <w:rPr>
+          <w:lang w:val="en-US"/>
+        </w:rPr>
+        <w:t>nalog</w:t>
+      </w:r>
+      <w:r>
+        <w:t>_</w:t>
+      </w:r>
+      <w:r>
+        <w:rPr>
+          <w:lang w:val="en-US"/>
+        </w:rPr>
+        <w:t>USN</w:t>
+      </w:r>
+      <w:r>
+        <w:t>_</w:t>
+      </w:r>
+      <w:r>
+        <w:rPr>
+          <w:lang w:val="en-US"/>
+        </w:rPr>
+        <w:t>NDS</w:t>
+      </w:r>
+      <w:r>
+        <w:t>.xlsm и подтвердите включение макросов.</w:t>
       </w:r>
     </w:p>
     <w:p>
@@ -486,45 +385,16 @@
         <w:rPr>
           <w:b/>
           <w:bCs/>
-          <w:color w:val="1F4E79"/>
-        </w:rPr>
-        <w:t xml:space="preserve">3. </w:t>
-      </w:r>
-      <w:r>
-        <w:rPr>
-          <w:color w:val="404040"/>
-        </w:rPr>
-        <w:t xml:space="preserve">Нажмите </w:t>
-      </w:r>
-      <w:r>
-        <w:rPr>
-          <w:color w:val="404040"/>
-        </w:rPr>
-        <w:t>“</w:t>
-      </w:r>
-      <w:r>
-        <w:rPr>
-          <w:color w:val="404040"/>
-        </w:rPr>
-        <w:t>Кнопка 1</w:t>
-      </w:r>
-      <w:r>
-        <w:rPr>
-          <w:color w:val="404040"/>
-        </w:rPr>
-        <w:t xml:space="preserve">” </w:t>
-      </w:r>
-      <w:r>
-        <w:rPr>
-          <w:color w:val="404040"/>
-        </w:rPr>
-        <w:t>и ожидайте несколько минут завершения работы</w:t>
-      </w:r>
-      <w:r>
-        <w:rPr>
-          <w:color w:val="404040"/>
-        </w:rPr>
-        <w:t>.</w:t>
+        </w:rPr>
+        <w:t xml:space="preserve">2. </w:t>
+      </w:r>
+      <w:r>
+        <w:t xml:space="preserve">Перейдите на лист “Настройки” и заполните ячейки вашим данными (см. </w:t>
+      </w:r>
+      <w:bookmarkStart w:id="0" w:name="_GoBack"/>
+      <w:bookmarkEnd w:id="0"/>
+      <w:r>
+        <w:t>раздел 2).</w:t>
       </w:r>
     </w:p>
     <w:p>
@@ -536,20 +406,294 @@
         <w:rPr>
           <w:b/>
           <w:bCs/>
-          <w:color w:val="1F4E79"/>
+        </w:rPr>
+        <w:t xml:space="preserve">3. </w:t>
+      </w:r>
+      <w:r>
+        <w:t>Нажмите “Кнопка 1” и ожидайте несколько минут завершения работы.</w:t>
+      </w:r>
+    </w:p>
+    <w:p>
+      <w:pPr>
+        <w:spacing w:before="40" w:after="40"/>
+        <w:ind w:left="360" w:hanging="280"/>
+      </w:pPr>
+      <w:r>
+        <w:rPr>
+          <w:b/>
+          <w:bCs/>
         </w:rPr>
         <w:t xml:space="preserve">4. </w:t>
       </w:r>
       <w:r>
+        <w:t>После завершения появится сообщение с итогами.</w:t>
+      </w:r>
+    </w:p>
+    <w:p>
+      <w:pPr>
+        <w:spacing w:before="40" w:after="40"/>
+        <w:ind w:left="360" w:hanging="280"/>
+      </w:pPr>
+      <w:r>
+        <w:rPr>
+          <w:b/>
+          <w:bCs/>
+        </w:rPr>
+        <w:t>5.</w:t>
+      </w:r>
+      <w:r>
+        <w:t xml:space="preserve"> На листе “Календарь” вы увидите рассчитанные суммы налогов.</w:t>
+      </w:r>
+    </w:p>
+    <w:p>
+      <w:pPr>
+        <w:spacing w:before="40" w:after="40"/>
+        <w:ind w:left="360" w:hanging="280"/>
+      </w:pPr>
+    </w:p>
+    <w:p>
+      <w:pPr>
+        <w:spacing w:before="40" w:after="40"/>
+        <w:ind w:left="360"/>
         <w:rPr>
           <w:color w:val="404040"/>
         </w:rPr>
+      </w:pPr>
+      <w:r>
+        <w:t xml:space="preserve">Если вы скачали отдельно </w:t>
+      </w:r>
+      <w:r>
+        <w:rPr>
+          <w:color w:val="404040"/>
+        </w:rPr>
+        <w:t>WB_</w:t>
+      </w:r>
+      <w:r>
+        <w:rPr>
+          <w:color w:val="404040"/>
+          <w:lang w:val="en-US"/>
+        </w:rPr>
+        <w:t>nalog</w:t>
+      </w:r>
+      <w:r>
+        <w:rPr>
+          <w:color w:val="404040"/>
+        </w:rPr>
+        <w:t>_</w:t>
+      </w:r>
+      <w:r>
+        <w:rPr>
+          <w:color w:val="404040"/>
+          <w:lang w:val="en-US"/>
+        </w:rPr>
+        <w:t>USN</w:t>
+      </w:r>
+      <w:r>
+        <w:rPr>
+          <w:color w:val="404040"/>
+        </w:rPr>
+        <w:t>_</w:t>
+      </w:r>
+      <w:r>
+        <w:rPr>
+          <w:color w:val="404040"/>
+          <w:lang w:val="en-US"/>
+        </w:rPr>
+        <w:t>NDS</w:t>
+      </w:r>
+      <w:r>
+        <w:rPr>
+          <w:color w:val="404040"/>
+        </w:rPr>
+        <w:t>.xls</w:t>
+      </w:r>
+      <w:r>
+        <w:rPr>
+          <w:color w:val="404040"/>
+          <w:lang w:val="en-US"/>
+        </w:rPr>
+        <w:t>x</w:t>
+      </w:r>
+      <w:r>
+        <w:rPr>
+          <w:color w:val="404040"/>
+        </w:rPr>
+        <w:t xml:space="preserve"> и </w:t>
+      </w:r>
+      <w:r>
+        <w:rPr>
+          <w:color w:val="404040"/>
+          <w:lang w:val="en-US"/>
+        </w:rPr>
+        <w:t>Module</w:t>
+      </w:r>
+      <w:r>
+        <w:rPr>
+          <w:color w:val="404040"/>
+        </w:rPr>
+        <w:t>1.</w:t>
+      </w:r>
+      <w:r>
+        <w:rPr>
+          <w:color w:val="404040"/>
+          <w:lang w:val="en-US"/>
+        </w:rPr>
+        <w:t>bas</w:t>
+      </w:r>
+      <w:r>
+        <w:rPr>
+          <w:color w:val="404040"/>
+        </w:rPr>
+        <w:t>:</w:t>
+      </w:r>
+    </w:p>
+    <w:p>
+      <w:pPr>
+        <w:spacing w:before="40" w:after="40"/>
+        <w:ind w:left="360" w:hanging="280"/>
+        <w:rPr>
+          <w:lang w:val="en-US"/>
+        </w:rPr>
+      </w:pPr>
+      <w:r>
+        <w:rPr>
+          <w:lang w:val="en-US"/>
+        </w:rPr>
+        <w:t>1. Откройте WB_nalog_USN_NDS.xlsx в Excel</w:t>
+      </w:r>
+    </w:p>
+    <w:p>
+      <w:pPr>
+        <w:spacing w:before="40" w:after="40"/>
+        <w:ind w:left="360" w:hanging="280"/>
+        <w:rPr>
+          <w:lang w:val="en-US"/>
+        </w:rPr>
+      </w:pPr>
+      <w:r>
+        <w:rPr>
+          <w:lang w:val="en-US"/>
+        </w:rPr>
+        <w:t>2. Alt+F11 &gt; Редактор VBA</w:t>
+      </w:r>
+    </w:p>
+    <w:p>
+      <w:pPr>
+        <w:spacing w:before="40" w:after="40"/>
+        <w:ind w:left="360" w:hanging="280"/>
+        <w:rPr>
+          <w:lang w:val="en-US"/>
+        </w:rPr>
+      </w:pPr>
+      <w:r>
+        <w:rPr>
+          <w:lang w:val="en-US"/>
+        </w:rPr>
+        <w:t>3. Файл &gt; Импорт файла &gt; выберите Module1.bas</w:t>
+      </w:r>
+    </w:p>
+    <w:p>
+      <w:pPr>
+        <w:spacing w:before="40" w:after="40"/>
+        <w:ind w:left="360" w:hanging="280"/>
+      </w:pPr>
+      <w:r>
+        <w:t xml:space="preserve">4. Удалите, если есть, старый модуль (ПКМ &gt; </w:t>
+      </w:r>
+      <w:r>
+        <w:rPr>
+          <w:lang w:val="en-US"/>
+        </w:rPr>
+        <w:t>Remove</w:t>
+      </w:r>
+      <w:r>
+        <w:t xml:space="preserve"> </w:t>
+      </w:r>
+      <w:r>
+        <w:rPr>
+          <w:lang w:val="en-US"/>
+        </w:rPr>
+        <w:t>Module</w:t>
+      </w:r>
+      <w:r>
+        <w:t>)</w:t>
+      </w:r>
+    </w:p>
+    <w:p>
+      <w:pPr>
+        <w:spacing w:before="40" w:after="40"/>
+        <w:ind w:left="360" w:hanging="280"/>
+      </w:pPr>
+      <w:r>
+        <w:t>5. Закройте редактор, сохраните файл как .</w:t>
+      </w:r>
+      <w:r>
+        <w:rPr>
+          <w:lang w:val="en-US"/>
+        </w:rPr>
+        <w:t>xlsm</w:t>
+      </w:r>
+      <w:r>
+        <w:t xml:space="preserve"> </w:t>
+      </w:r>
+    </w:p>
+    <w:p>
+      <w:pPr>
+        <w:spacing w:before="40" w:after="40"/>
+        <w:ind w:left="360" w:hanging="280"/>
+      </w:pPr>
+      <w:r>
+        <w:t>6. Перейдите на лист “Настройки” и заполните ячейки вашим данными (см. раздел 2).</w:t>
+      </w:r>
+    </w:p>
+    <w:p>
+      <w:pPr>
+        <w:spacing w:before="40" w:after="40"/>
+        <w:ind w:left="360" w:hanging="280"/>
+      </w:pPr>
+      <w:r>
+        <w:rPr>
+          <w:b/>
+          <w:bCs/>
+        </w:rPr>
+        <w:t xml:space="preserve">7. </w:t>
+      </w:r>
+      <w:r>
+        <w:t>Нажмите “Кнопка 1” и ожидайте несколько минут завершения работы.</w:t>
+      </w:r>
+    </w:p>
+    <w:p>
+      <w:pPr>
+        <w:spacing w:before="40" w:after="40"/>
+        <w:ind w:left="360" w:hanging="280"/>
+      </w:pPr>
+      <w:r>
+        <w:rPr>
+          <w:b/>
+          <w:bCs/>
+        </w:rPr>
+        <w:t xml:space="preserve">8. </w:t>
+      </w:r>
+      <w:r>
         <w:t>После завершения появится сообщение с итогами.</w:t>
       </w:r>
     </w:p>
     <w:p>
       <w:pPr>
-        <w:spacing w:after="60"/>
+        <w:spacing w:before="40" w:after="40"/>
+        <w:ind w:left="360" w:hanging="280"/>
+      </w:pPr>
+      <w:r>
+        <w:t>9. На листе “Календарь” вы увидите рассчитанные суммы налогов.</w:t>
+      </w:r>
+    </w:p>
+    <w:p>
+      <w:pPr>
+        <w:spacing w:before="40" w:after="40"/>
+        <w:ind w:left="360" w:hanging="280"/>
+        <w:rPr>
+          <w:color w:val="404040"/>
+        </w:rPr>
       </w:pPr>
     </w:p>
     <w:p>
@@ -561,59 +705,13 @@
         <w:spacing w:before="60" w:after="60"/>
         <w:ind w:left="240"/>
       </w:pPr>
-      <w:proofErr w:type="gramStart"/>
       <w:r>
         <w:rPr>
           <w:color w:val="7A5C00"/>
           <w:sz w:val="18"/>
           <w:szCs w:val="18"/>
         </w:rPr>
-        <w:t>⚠  Файл</w:t>
-      </w:r>
-      <w:proofErr w:type="gramEnd"/>
-      <w:r>
-        <w:rPr>
-          <w:color w:val="7A5C00"/>
-          <w:sz w:val="18"/>
-          <w:szCs w:val="18"/>
-        </w:rPr>
-        <w:t xml:space="preserve"> должен быть сохранён в формате .</w:t>
-      </w:r>
-      <w:proofErr w:type="spellStart"/>
-      <w:r>
-        <w:rPr>
-          <w:color w:val="7A5C00"/>
-          <w:sz w:val="18"/>
-          <w:szCs w:val="18"/>
-        </w:rPr>
-        <w:t>xlsm</w:t>
-      </w:r>
-      <w:proofErr w:type="spellEnd"/>
-      <w:r>
-        <w:rPr>
-          <w:color w:val="7A5C00"/>
-          <w:sz w:val="18"/>
-          <w:szCs w:val="18"/>
-        </w:rPr>
-        <w:t>. При сохранении как .</w:t>
-      </w:r>
-      <w:proofErr w:type="spellStart"/>
-      <w:r>
-        <w:rPr>
-          <w:color w:val="7A5C00"/>
-          <w:sz w:val="18"/>
-          <w:szCs w:val="18"/>
-        </w:rPr>
-        <w:t>xlsx</w:t>
-      </w:r>
-      <w:proofErr w:type="spellEnd"/>
-      <w:r>
-        <w:rPr>
-          <w:color w:val="7A5C00"/>
-          <w:sz w:val="18"/>
-          <w:szCs w:val="18"/>
-        </w:rPr>
-        <w:t xml:space="preserve"> макрос удаляется.</w:t>
+        <w:t>⚠  Файл должен быть сохранён в формате .xlsm. При сохранении как .xlsx макрос удаляется.</w:t>
       </w:r>
     </w:p>
     <w:p>
@@ -659,26 +757,13 @@
           <w:color w:val="404040"/>
           <w:highlight w:val="green"/>
         </w:rPr>
-        <w:t>зеленым</w:t>
+        <w:t>зеленым цветом</w:t>
       </w:r>
       <w:r>
         <w:rPr>
           <w:color w:val="404040"/>
-          <w:highlight w:val="green"/>
-        </w:rPr>
-        <w:t xml:space="preserve"> цветом</w:t>
-      </w:r>
-      <w:r>
-        <w:rPr>
-          <w:color w:val="404040"/>
-        </w:rPr>
-        <w:t xml:space="preserve"> </w:t>
-      </w:r>
-      <w:r>
-        <w:rPr>
-          <w:color w:val="404040"/>
-        </w:rPr>
-        <w:t>ячейки. Ячейки B6 и B7 макрос заполняет сам.</w:t>
+        </w:rPr>
+        <w:t xml:space="preserve"> ячейки. Ячейки B3, B6, B7, B9, B10 макрос заполняет сам.</w:t>
       </w:r>
     </w:p>
     <w:p>
@@ -885,45 +970,7 @@
                 <w:szCs w:val="18"/>
                 <w:highlight w:val="green"/>
               </w:rPr>
-              <w:t xml:space="preserve">Введите вручную </w:t>
-            </w:r>
-            <w:r>
-              <w:rPr>
-                <w:color w:val="404040"/>
-                <w:sz w:val="18"/>
-                <w:szCs w:val="18"/>
-                <w:highlight w:val="green"/>
-              </w:rPr>
-              <w:t>п</w:t>
-            </w:r>
-            <w:r>
-              <w:rPr>
-                <w:color w:val="404040"/>
-                <w:sz w:val="18"/>
-                <w:szCs w:val="18"/>
-                <w:highlight w:val="green"/>
-              </w:rPr>
-              <w:t>олный путь к папке с файлами .</w:t>
-            </w:r>
-            <w:proofErr w:type="spellStart"/>
-            <w:r>
-              <w:rPr>
-                <w:color w:val="404040"/>
-                <w:sz w:val="18"/>
-                <w:szCs w:val="18"/>
-                <w:highlight w:val="green"/>
-              </w:rPr>
-              <w:t>xlsx</w:t>
-            </w:r>
-            <w:proofErr w:type="spellEnd"/>
-            <w:r>
-              <w:rPr>
-                <w:color w:val="404040"/>
-                <w:sz w:val="18"/>
-                <w:szCs w:val="18"/>
-                <w:highlight w:val="green"/>
-              </w:rPr>
-              <w:t xml:space="preserve"> отчётов WB. Пример: C:\WB\Отчёты\2026\</w:t>
+              <w:t>Введите вручную полный путь к папке с файлами .xlsx отчётов WB. Пример: C:\WB\Отчёты\2026\</w:t>
             </w:r>
           </w:p>
         </w:tc>
@@ -1303,6 +1350,7 @@
                 <w:sz w:val="18"/>
                 <w:szCs w:val="18"/>
               </w:rPr>
+              <w:lastRenderedPageBreak/>
               <w:t>B7</w:t>
             </w:r>
           </w:p>
@@ -1467,8 +1515,321 @@
                 <w:szCs w:val="18"/>
                 <w:highlight w:val="green"/>
               </w:rPr>
-              <w:t xml:space="preserve">Введите вручную </w:t>
-            </w:r>
+              <w:t>Введите вручную вашу ставку налога по УСН “Доходы”.</w:t>
+            </w:r>
+          </w:p>
+        </w:tc>
+      </w:tr>
+      <w:tr>
+        <w:tc>
+          <w:tcPr>
+            <w:tcW w:w="900" w:type="dxa"/>
+            <w:tcBorders>
+              <w:top w:val="single" w:sz="1" w:space="0" w:color="BBBBBB"/>
+              <w:left w:val="single" w:sz="1" w:space="0" w:color="BBBBBB"/>
+              <w:bottom w:val="single" w:sz="1" w:space="0" w:color="BBBBBB"/>
+              <w:right w:val="single" w:sz="1" w:space="0" w:color="BBBBBB"/>
+            </w:tcBorders>
+            <w:shd w:val="clear" w:color="auto" w:fill="F5F5F5"/>
+            <w:tcMar>
+              <w:top w:w="70" w:type="dxa"/>
+              <w:left w:w="130" w:type="dxa"/>
+              <w:bottom w:w="70" w:type="dxa"/>
+              <w:right w:w="80" w:type="dxa"/>
+            </w:tcMar>
+          </w:tcPr>
+          <w:p>
+            <w:pPr>
+              <w:rPr>
+                <w:color w:val="404040"/>
+                <w:sz w:val="18"/>
+                <w:szCs w:val="18"/>
+              </w:rPr>
+            </w:pPr>
+            <w:r>
+              <w:rPr>
+                <w:color w:val="404040"/>
+                <w:sz w:val="18"/>
+                <w:szCs w:val="18"/>
+              </w:rPr>
+              <w:t>B9</w:t>
+            </w:r>
+          </w:p>
+        </w:tc>
+        <w:tc>
+          <w:tcPr>
+            <w:tcW w:w="2800" w:type="dxa"/>
+            <w:tcBorders>
+              <w:top w:val="single" w:sz="1" w:space="0" w:color="BBBBBB"/>
+              <w:left w:val="single" w:sz="1" w:space="0" w:color="BBBBBB"/>
+              <w:bottom w:val="single" w:sz="1" w:space="0" w:color="BBBBBB"/>
+              <w:right w:val="single" w:sz="1" w:space="0" w:color="BBBBBB"/>
+            </w:tcBorders>
+            <w:shd w:val="clear" w:color="auto" w:fill="FFFFFF"/>
+            <w:tcMar>
+              <w:top w:w="70" w:type="dxa"/>
+              <w:left w:w="130" w:type="dxa"/>
+              <w:bottom w:w="70" w:type="dxa"/>
+              <w:right w:w="80" w:type="dxa"/>
+            </w:tcMar>
+          </w:tcPr>
+          <w:p>
+            <w:pPr>
+              <w:rPr>
+                <w:color w:val="404040"/>
+                <w:sz w:val="18"/>
+                <w:szCs w:val="18"/>
+              </w:rPr>
+            </w:pPr>
+            <w:r>
+              <w:rPr>
+                <w:color w:val="404040"/>
+                <w:sz w:val="18"/>
+                <w:szCs w:val="18"/>
+              </w:rPr>
+              <w:t>Кап 1% взноса ,р.</w:t>
+            </w:r>
+          </w:p>
+        </w:tc>
+        <w:tc>
+          <w:tcPr>
+            <w:tcW w:w="5300" w:type="dxa"/>
+            <w:tcBorders>
+              <w:top w:val="single" w:sz="1" w:space="0" w:color="BBBBBB"/>
+              <w:left w:val="single" w:sz="1" w:space="0" w:color="BBBBBB"/>
+              <w:bottom w:val="single" w:sz="1" w:space="0" w:color="BBBBBB"/>
+              <w:right w:val="single" w:sz="1" w:space="0" w:color="BBBBBB"/>
+            </w:tcBorders>
+            <w:shd w:val="clear" w:color="auto" w:fill="FFFFFF"/>
+            <w:tcMar>
+              <w:top w:w="70" w:type="dxa"/>
+              <w:left w:w="130" w:type="dxa"/>
+              <w:bottom w:w="70" w:type="dxa"/>
+              <w:right w:w="80" w:type="dxa"/>
+            </w:tcMar>
+          </w:tcPr>
+          <w:p>
+            <w:pPr>
+              <w:rPr>
+                <w:color w:val="404040"/>
+                <w:sz w:val="18"/>
+                <w:szCs w:val="18"/>
+              </w:rPr>
+            </w:pPr>
+            <w:r>
+              <w:rPr>
+                <w:color w:val="404040"/>
+                <w:sz w:val="18"/>
+                <w:szCs w:val="18"/>
+              </w:rPr>
+              <w:t>Макс. сумма 1% взноса (авто: 277 571 ₽ для 2025 = 8×фикс. взнос).</w:t>
+            </w:r>
+          </w:p>
+        </w:tc>
+      </w:tr>
+      <w:tr>
+        <w:tc>
+          <w:tcPr>
+            <w:tcW w:w="900" w:type="dxa"/>
+            <w:tcBorders>
+              <w:top w:val="single" w:sz="1" w:space="0" w:color="BBBBBB"/>
+              <w:left w:val="single" w:sz="1" w:space="0" w:color="BBBBBB"/>
+              <w:bottom w:val="single" w:sz="1" w:space="0" w:color="BBBBBB"/>
+              <w:right w:val="single" w:sz="1" w:space="0" w:color="BBBBBB"/>
+            </w:tcBorders>
+            <w:shd w:val="clear" w:color="auto" w:fill="F5F5F5"/>
+            <w:tcMar>
+              <w:top w:w="70" w:type="dxa"/>
+              <w:left w:w="130" w:type="dxa"/>
+              <w:bottom w:w="70" w:type="dxa"/>
+              <w:right w:w="80" w:type="dxa"/>
+            </w:tcMar>
+          </w:tcPr>
+          <w:p>
+            <w:pPr>
+              <w:rPr>
+                <w:color w:val="404040"/>
+                <w:sz w:val="18"/>
+                <w:szCs w:val="18"/>
+              </w:rPr>
+            </w:pPr>
+            <w:r>
+              <w:rPr>
+                <w:color w:val="404040"/>
+                <w:sz w:val="18"/>
+                <w:szCs w:val="18"/>
+              </w:rPr>
+              <w:t>B10</w:t>
+            </w:r>
+          </w:p>
+        </w:tc>
+        <w:tc>
+          <w:tcPr>
+            <w:tcW w:w="2800" w:type="dxa"/>
+            <w:tcBorders>
+              <w:top w:val="single" w:sz="1" w:space="0" w:color="BBBBBB"/>
+              <w:left w:val="single" w:sz="1" w:space="0" w:color="BBBBBB"/>
+              <w:bottom w:val="single" w:sz="1" w:space="0" w:color="BBBBBB"/>
+              <w:right w:val="single" w:sz="1" w:space="0" w:color="BBBBBB"/>
+            </w:tcBorders>
+            <w:shd w:val="clear" w:color="auto" w:fill="FFFFFF"/>
+            <w:tcMar>
+              <w:top w:w="70" w:type="dxa"/>
+              <w:left w:w="130" w:type="dxa"/>
+              <w:bottom w:w="70" w:type="dxa"/>
+              <w:right w:w="80" w:type="dxa"/>
+            </w:tcMar>
+          </w:tcPr>
+          <w:p>
+            <w:pPr>
+              <w:rPr>
+                <w:color w:val="404040"/>
+                <w:sz w:val="18"/>
+                <w:szCs w:val="18"/>
+              </w:rPr>
+            </w:pPr>
+            <w:r>
+              <w:rPr>
+                <w:color w:val="404040"/>
+                <w:sz w:val="18"/>
+                <w:szCs w:val="18"/>
+              </w:rPr>
+              <w:t>Сумма дополнительного страхового взноса за 2025 ,р.</w:t>
+            </w:r>
+          </w:p>
+        </w:tc>
+        <w:tc>
+          <w:tcPr>
+            <w:tcW w:w="5300" w:type="dxa"/>
+            <w:tcBorders>
+              <w:top w:val="single" w:sz="1" w:space="0" w:color="BBBBBB"/>
+              <w:left w:val="single" w:sz="1" w:space="0" w:color="BBBBBB"/>
+              <w:bottom w:val="single" w:sz="1" w:space="0" w:color="BBBBBB"/>
+              <w:right w:val="single" w:sz="1" w:space="0" w:color="BBBBBB"/>
+            </w:tcBorders>
+            <w:shd w:val="clear" w:color="auto" w:fill="FFFFFF"/>
+            <w:tcMar>
+              <w:top w:w="70" w:type="dxa"/>
+              <w:left w:w="130" w:type="dxa"/>
+              <w:bottom w:w="70" w:type="dxa"/>
+              <w:right w:w="80" w:type="dxa"/>
+            </w:tcMar>
+          </w:tcPr>
+          <w:p>
+            <w:pPr>
+              <w:rPr>
+                <w:color w:val="404040"/>
+                <w:sz w:val="18"/>
+                <w:szCs w:val="18"/>
+              </w:rPr>
+            </w:pPr>
+            <w:r>
+              <w:rPr>
+                <w:color w:val="404040"/>
+                <w:sz w:val="18"/>
+                <w:szCs w:val="18"/>
+              </w:rPr>
+              <w:t>Заполняется макросом автоматически: (B5 − 300 000) × 1%, но не больше B9.</w:t>
+            </w:r>
+          </w:p>
+        </w:tc>
+      </w:tr>
+      <w:tr>
+        <w:tc>
+          <w:tcPr>
+            <w:tcW w:w="900" w:type="dxa"/>
+            <w:tcBorders>
+              <w:top w:val="single" w:sz="1" w:space="0" w:color="BBBBBB"/>
+              <w:left w:val="single" w:sz="1" w:space="0" w:color="BBBBBB"/>
+              <w:bottom w:val="single" w:sz="1" w:space="0" w:color="BBBBBB"/>
+              <w:right w:val="single" w:sz="1" w:space="0" w:color="BBBBBB"/>
+            </w:tcBorders>
+            <w:shd w:val="clear" w:color="auto" w:fill="F5F5F5"/>
+            <w:tcMar>
+              <w:top w:w="70" w:type="dxa"/>
+              <w:left w:w="130" w:type="dxa"/>
+              <w:bottom w:w="70" w:type="dxa"/>
+              <w:right w:w="80" w:type="dxa"/>
+            </w:tcMar>
+          </w:tcPr>
+          <w:p>
+            <w:pPr>
+              <w:rPr>
+                <w:color w:val="404040"/>
+                <w:sz w:val="18"/>
+                <w:szCs w:val="18"/>
+              </w:rPr>
+            </w:pPr>
+            <w:r>
+              <w:rPr>
+                <w:color w:val="404040"/>
+                <w:sz w:val="18"/>
+                <w:szCs w:val="18"/>
+              </w:rPr>
+              <w:t>B11</w:t>
+            </w:r>
+          </w:p>
+        </w:tc>
+        <w:tc>
+          <w:tcPr>
+            <w:tcW w:w="2800" w:type="dxa"/>
+            <w:tcBorders>
+              <w:top w:val="single" w:sz="1" w:space="0" w:color="BBBBBB"/>
+              <w:left w:val="single" w:sz="1" w:space="0" w:color="BBBBBB"/>
+              <w:bottom w:val="single" w:sz="1" w:space="0" w:color="BBBBBB"/>
+              <w:right w:val="single" w:sz="1" w:space="0" w:color="BBBBBB"/>
+            </w:tcBorders>
+            <w:shd w:val="clear" w:color="auto" w:fill="FFFFFF"/>
+            <w:tcMar>
+              <w:top w:w="70" w:type="dxa"/>
+              <w:left w:w="130" w:type="dxa"/>
+              <w:bottom w:w="70" w:type="dxa"/>
+              <w:right w:w="80" w:type="dxa"/>
+            </w:tcMar>
+          </w:tcPr>
+          <w:p>
+            <w:pPr>
+              <w:rPr>
+                <w:color w:val="404040"/>
+                <w:sz w:val="18"/>
+                <w:szCs w:val="18"/>
+              </w:rPr>
+            </w:pPr>
+            <w:r>
+              <w:rPr>
+                <w:color w:val="404040"/>
+                <w:sz w:val="18"/>
+                <w:szCs w:val="18"/>
+              </w:rPr>
+              <w:t>Сумма фиксированных страховых взносов за 2025 ,р.</w:t>
+            </w:r>
+          </w:p>
+        </w:tc>
+        <w:tc>
+          <w:tcPr>
+            <w:tcW w:w="5300" w:type="dxa"/>
+            <w:tcBorders>
+              <w:top w:val="single" w:sz="1" w:space="0" w:color="BBBBBB"/>
+              <w:left w:val="single" w:sz="1" w:space="0" w:color="BBBBBB"/>
+              <w:bottom w:val="single" w:sz="1" w:space="0" w:color="BBBBBB"/>
+              <w:right w:val="single" w:sz="1" w:space="0" w:color="BBBBBB"/>
+            </w:tcBorders>
+            <w:shd w:val="clear" w:color="auto" w:fill="FFFFFF"/>
+            <w:tcMar>
+              <w:top w:w="70" w:type="dxa"/>
+              <w:left w:w="130" w:type="dxa"/>
+              <w:bottom w:w="70" w:type="dxa"/>
+              <w:right w:w="80" w:type="dxa"/>
+            </w:tcMar>
+          </w:tcPr>
+          <w:p>
+            <w:pPr>
+              <w:rPr>
+                <w:color w:val="404040"/>
+                <w:sz w:val="18"/>
+                <w:szCs w:val="18"/>
+              </w:rPr>
+            </w:pPr>
             <w:r>
               <w:rPr>
                 <w:color w:val="404040"/>
@@ -1476,43 +1837,7 @@
                 <w:szCs w:val="18"/>
                 <w:highlight w:val="green"/>
               </w:rPr>
-              <w:t xml:space="preserve">вашу ставку налога по УСН </w:t>
-            </w:r>
-            <w:r>
-              <w:rPr>
-                <w:color w:val="404040"/>
-                <w:sz w:val="18"/>
-                <w:szCs w:val="18"/>
-                <w:highlight w:val="green"/>
-              </w:rPr>
-              <w:t>“</w:t>
-            </w:r>
-            <w:r>
-              <w:rPr>
-                <w:color w:val="404040"/>
-                <w:sz w:val="18"/>
-                <w:szCs w:val="18"/>
-                <w:highlight w:val="green"/>
-              </w:rPr>
-              <w:t>Доходы</w:t>
-            </w:r>
-            <w:r>
-              <w:rPr>
-                <w:color w:val="404040"/>
-                <w:sz w:val="18"/>
-                <w:szCs w:val="18"/>
-                <w:highlight w:val="green"/>
-              </w:rPr>
-              <w:t>”</w:t>
-            </w:r>
-            <w:r>
-              <w:rPr>
-                <w:color w:val="404040"/>
-                <w:sz w:val="18"/>
-                <w:szCs w:val="18"/>
-                <w:highlight w:val="green"/>
-              </w:rPr>
-              <w:t>.</w:t>
+              <w:t>Введите вручную сумму уплаченных за 2025 год фиксированных страховых взносов.</w:t>
             </w:r>
           </w:p>
         </w:tc>
@@ -1531,23 +1856,13 @@
         <w:spacing w:before="60" w:after="60"/>
         <w:ind w:left="240"/>
       </w:pPr>
-      <w:proofErr w:type="gramStart"/>
       <w:r>
         <w:rPr>
           <w:color w:val="1A5C1A"/>
           <w:sz w:val="18"/>
           <w:szCs w:val="18"/>
         </w:rPr>
-        <w:t>✓  B</w:t>
-      </w:r>
-      <w:proofErr w:type="gramEnd"/>
-      <w:r>
-        <w:rPr>
-          <w:color w:val="1A5C1A"/>
-          <w:sz w:val="18"/>
-          <w:szCs w:val="18"/>
-        </w:rPr>
-        <w:t>3 заполняется автоматически: если B5 ≥ 60 млн → B3 = 0,05; если B5 &lt; 60 млн → B3 = 0.</w:t>
+        <w:t>✓  B3 заполняется автоматически: если B5 ≥ B6 (60 млн) → B3 = 0,05; если B5 &lt; 60 млн → B3 = 0.</w:t>
       </w:r>
     </w:p>
     <w:p>
@@ -1558,55 +1873,13 @@
         <w:spacing w:before="60" w:after="60"/>
         <w:ind w:left="240"/>
       </w:pPr>
-      <w:proofErr w:type="gramStart"/>
       <w:r>
         <w:rPr>
           <w:color w:val="1A5C1A"/>
           <w:sz w:val="18"/>
           <w:szCs w:val="18"/>
         </w:rPr>
-        <w:t>✓  Ставки</w:t>
-      </w:r>
-      <w:proofErr w:type="gramEnd"/>
-      <w:r>
-        <w:rPr>
-          <w:color w:val="1A5C1A"/>
-          <w:sz w:val="18"/>
-          <w:szCs w:val="18"/>
-        </w:rPr>
-        <w:t xml:space="preserve"> </w:t>
-      </w:r>
-      <w:r>
-        <w:rPr>
-          <w:color w:val="1A5C1A"/>
-          <w:sz w:val="18"/>
-          <w:szCs w:val="18"/>
-        </w:rPr>
-        <w:t>ну</w:t>
-      </w:r>
-      <w:r>
-        <w:rPr>
-          <w:color w:val="1A5C1A"/>
-          <w:sz w:val="18"/>
-          <w:szCs w:val="18"/>
-        </w:rPr>
-        <w:t>жно вводить в процентном формате ячейки (5%</w:t>
-      </w:r>
-      <w:r>
-        <w:rPr>
-          <w:color w:val="1A5C1A"/>
-          <w:sz w:val="18"/>
-          <w:szCs w:val="18"/>
-        </w:rPr>
-        <w:t>=0,05</w:t>
-      </w:r>
-      <w:r>
-        <w:rPr>
-          <w:color w:val="1A5C1A"/>
-          <w:sz w:val="18"/>
-          <w:szCs w:val="18"/>
-        </w:rPr>
-        <w:t>).</w:t>
+        <w:t>✓  Ставки нужно вводить в процентном формате ячейки (5%=0,05).</w:t>
       </w:r>
     </w:p>
     <w:p>
@@ -1694,7 +1967,6 @@
                 <w:sz w:val="18"/>
                 <w:szCs w:val="18"/>
               </w:rPr>
-              <w:lastRenderedPageBreak/>
               <w:t>Ситуация</w:t>
             </w:r>
           </w:p>
@@ -1785,25 +2057,7 @@
                 <w:sz w:val="18"/>
                 <w:szCs w:val="18"/>
               </w:rPr>
-              <w:t xml:space="preserve">Доход </w:t>
-            </w:r>
-            <w:proofErr w:type="spellStart"/>
-            <w:r>
-              <w:rPr>
-                <w:color w:val="404040"/>
-                <w:sz w:val="18"/>
-                <w:szCs w:val="18"/>
-              </w:rPr>
-              <w:t>прошл</w:t>
-            </w:r>
-            <w:proofErr w:type="spellEnd"/>
-            <w:r>
-              <w:rPr>
-                <w:color w:val="404040"/>
-                <w:sz w:val="18"/>
-                <w:szCs w:val="18"/>
-              </w:rPr>
-              <w:t>. года &lt; 60 млн И нарастающий итог &lt; 20 млн</w:t>
+              <w:t>Доход прошл. года &lt; 60 млн И нарастающий итог &lt; 20 млн</w:t>
             </w:r>
           </w:p>
         </w:tc>
@@ -1889,25 +2143,7 @@
                 <w:sz w:val="18"/>
                 <w:szCs w:val="18"/>
               </w:rPr>
-              <w:t xml:space="preserve">Доход </w:t>
-            </w:r>
-            <w:proofErr w:type="spellStart"/>
-            <w:r>
-              <w:rPr>
-                <w:color w:val="404040"/>
-                <w:sz w:val="18"/>
-                <w:szCs w:val="18"/>
-              </w:rPr>
-              <w:t>прошл</w:t>
-            </w:r>
-            <w:proofErr w:type="spellEnd"/>
-            <w:r>
-              <w:rPr>
-                <w:color w:val="404040"/>
-                <w:sz w:val="18"/>
-                <w:szCs w:val="18"/>
-              </w:rPr>
-              <w:t>. года &lt; 60 млн И нарастающий итог ≥ 20 млн</w:t>
+              <w:t>Доход прошл. года &lt; 60 млн И нарастающий итог ≥ 20 млн</w:t>
             </w:r>
           </w:p>
         </w:tc>
@@ -1993,25 +2229,7 @@
                 <w:sz w:val="18"/>
                 <w:szCs w:val="18"/>
               </w:rPr>
-              <w:t xml:space="preserve">Доход </w:t>
-            </w:r>
-            <w:proofErr w:type="spellStart"/>
-            <w:r>
-              <w:rPr>
-                <w:color w:val="404040"/>
-                <w:sz w:val="18"/>
-                <w:szCs w:val="18"/>
-              </w:rPr>
-              <w:t>прошл</w:t>
-            </w:r>
-            <w:proofErr w:type="spellEnd"/>
-            <w:r>
-              <w:rPr>
-                <w:color w:val="404040"/>
-                <w:sz w:val="18"/>
-                <w:szCs w:val="18"/>
-              </w:rPr>
-              <w:t>. года ≥ 60 млн</w:t>
+              <w:t>Доход прошл. года ≥ 60 млн</w:t>
             </w:r>
           </w:p>
         </w:tc>
@@ -2088,94 +2306,32 @@
           <w:iCs/>
           <w:color w:val="404040"/>
         </w:rPr>
-        <w:t xml:space="preserve">Формула НДС: НДС = Доход </w:t>
-      </w:r>
+        <w:t>Формула НДС: НДС = Доход с НДС × ставка / (100 + ставка)   — НДС выделяется «изнутри».</w:t>
+      </w:r>
+    </w:p>
+    <w:p>
+      <w:pPr>
+        <w:spacing w:before="30" w:after="60"/>
+      </w:pPr>
       <w:r>
         <w:rPr>
           <w:i/>
           <w:iCs/>
           <w:color w:val="404040"/>
         </w:rPr>
-        <w:t>с НДС</w:t>
-      </w:r>
-      <w:r>
-        <w:rPr>
-          <w:i/>
-          <w:iCs/>
-          <w:color w:val="404040"/>
-        </w:rPr>
-        <w:t xml:space="preserve"> × ставка / (100 + </w:t>
-      </w:r>
-      <w:proofErr w:type="gramStart"/>
-      <w:r>
-        <w:rPr>
-          <w:i/>
-          <w:iCs/>
-          <w:color w:val="404040"/>
-        </w:rPr>
-        <w:t xml:space="preserve">ставка)   </w:t>
-      </w:r>
-      <w:proofErr w:type="gramEnd"/>
-      <w:r>
-        <w:rPr>
-          <w:i/>
-          <w:iCs/>
-          <w:color w:val="404040"/>
-        </w:rPr>
-        <w:t>— НДС выделяется «изнутри».</w:t>
-      </w:r>
-    </w:p>
-    <w:p>
-      <w:pPr>
-        <w:spacing w:before="30" w:after="60"/>
-      </w:pPr>
-      <w:r>
-        <w:rPr>
-          <w:i/>
-          <w:iCs/>
-          <w:color w:val="404040"/>
-        </w:rPr>
-        <w:t xml:space="preserve">Доход </w:t>
-      </w:r>
-      <w:r>
-        <w:rPr>
-          <w:i/>
-          <w:iCs/>
-          <w:color w:val="404040"/>
-        </w:rPr>
-        <w:t>без</w:t>
-      </w:r>
-      <w:r>
-        <w:rPr>
-          <w:i/>
-          <w:iCs/>
-          <w:color w:val="404040"/>
-        </w:rPr>
-        <w:t xml:space="preserve"> НДС</w:t>
-      </w:r>
-      <w:r>
-        <w:rPr>
-          <w:i/>
-          <w:iCs/>
-          <w:color w:val="404040"/>
-        </w:rPr>
-        <w:t xml:space="preserve">= Доход </w:t>
-      </w:r>
-      <w:r>
-        <w:rPr>
-          <w:i/>
-          <w:iCs/>
-          <w:color w:val="404040"/>
-        </w:rPr>
-        <w:t>с НДС</w:t>
-      </w:r>
-      <w:r>
-        <w:rPr>
-          <w:i/>
-          <w:iCs/>
-          <w:color w:val="404040"/>
-        </w:rPr>
-        <w:t xml:space="preserve"> − НДС.</w:t>
+        <w:t>Доход без НДС= Доход с НДС − НДС.</w:t>
+      </w:r>
+    </w:p>
+    <w:p>
+      <w:pPr>
+        <w:spacing w:after="60"/>
+      </w:pPr>
+      <w:r>
+        <w:rPr>
+          <w:sz w:val="20"/>
+          <w:szCs w:val="20"/>
+        </w:rPr>
+        <w:t>Дата превышения порога 20 млн определяется с точностью до дня: макрос внутренне считает нарастающий итог по дням (данные отчётов WB имеют дневную гранулярность) и находит первый день, когда сумма стала ≥ 20 млн. Эта дата пишется в Контроль!B6. С 1-го числа следующего месяца включается ставка B4.</w:t>
       </w:r>
     </w:p>
     <w:p>
@@ -2357,57 +2513,17 @@
                 <w:sz w:val="18"/>
                 <w:szCs w:val="18"/>
               </w:rPr>
-              <w:t xml:space="preserve">Одна строка на каждый обработанный файл: дата, выкупы, возвраты, компенсации, доход </w:t>
-            </w:r>
-            <w:r>
-              <w:rPr>
-                <w:color w:val="404040"/>
-                <w:sz w:val="18"/>
-                <w:szCs w:val="18"/>
-              </w:rPr>
-              <w:t>с НДС</w:t>
-            </w:r>
-            <w:r>
-              <w:rPr>
-                <w:color w:val="404040"/>
-                <w:sz w:val="18"/>
-                <w:szCs w:val="18"/>
-              </w:rPr>
-              <w:t>, НДС, доход без НДС, тип отчёта, номер отчёта.</w:t>
-            </w:r>
-          </w:p>
-          <w:p>
-            <w:r>
-              <w:rPr>
-                <w:color w:val="404040"/>
-                <w:sz w:val="18"/>
-                <w:szCs w:val="18"/>
-              </w:rPr>
-              <w:t>Исключение</w:t>
-            </w:r>
-            <w:r>
-              <w:rPr>
-                <w:color w:val="404040"/>
-                <w:sz w:val="18"/>
-                <w:szCs w:val="18"/>
-              </w:rPr>
-              <w:t xml:space="preserve">: </w:t>
-            </w:r>
-            <w:r>
-              <w:rPr>
-                <w:color w:val="404040"/>
-                <w:sz w:val="18"/>
-                <w:szCs w:val="18"/>
-              </w:rPr>
-              <w:t xml:space="preserve">когда файл содержит строки разных месяцев до и применения НДС и после, то он разделяется и </w:t>
-            </w:r>
-            <w:r>
-              <w:rPr>
-                <w:color w:val="404040"/>
-                <w:sz w:val="18"/>
-                <w:szCs w:val="18"/>
-              </w:rPr>
-              <w:t>каждый обработанный файл</w:t>
+              <w:t>Одна строка на каждый обработанный файл: дата начала, дата конца, выкупы, возвраты, компенсации, доход с НДС, НДС, доход без НДС, тип отчёта, номер отчёта.</w:t>
+            </w:r>
+          </w:p>
+          <w:p>
+            <w:r>
+              <w:rPr>
+                <w:color w:val="404040"/>
+                <w:sz w:val="18"/>
+                <w:szCs w:val="18"/>
+              </w:rPr>
+              <w:t>Исключение: если файл содержит строки до и после даты начала применения НДС, он разделяется на две строки Данных — «до НДС» и «после НДС».</w:t>
             </w:r>
           </w:p>
         </w:tc>
@@ -2465,49 +2581,7 @@
                 <w:sz w:val="18"/>
                 <w:szCs w:val="18"/>
               </w:rPr>
-              <w:t>Помесячная агрегация данных. Строки: январь – декабрь</w:t>
-            </w:r>
-            <w:r>
-              <w:rPr>
-                <w:color w:val="404040"/>
-                <w:sz w:val="18"/>
-                <w:szCs w:val="18"/>
-              </w:rPr>
-              <w:t>, итого за квартал 1-</w:t>
-            </w:r>
-            <w:proofErr w:type="gramStart"/>
-            <w:r>
-              <w:rPr>
-                <w:color w:val="404040"/>
-                <w:sz w:val="18"/>
-                <w:szCs w:val="18"/>
-              </w:rPr>
-              <w:t>4 ,</w:t>
-            </w:r>
-            <w:proofErr w:type="gramEnd"/>
-            <w:r>
-              <w:rPr>
-                <w:color w:val="404040"/>
-                <w:sz w:val="18"/>
-                <w:szCs w:val="18"/>
-              </w:rPr>
-              <w:t xml:space="preserve"> итого за год</w:t>
-            </w:r>
-            <w:r>
-              <w:rPr>
-                <w:color w:val="404040"/>
-                <w:sz w:val="18"/>
-                <w:szCs w:val="18"/>
-              </w:rPr>
-              <w:t>. Столбцы те же + ставка НДС и счётчики файлов по типам.</w:t>
-            </w:r>
-            <w:r>
-              <w:rPr>
-                <w:color w:val="404040"/>
-                <w:sz w:val="18"/>
-                <w:szCs w:val="18"/>
-              </w:rPr>
-              <w:t xml:space="preserve"> Данные нужные для заполнения деклараций по УСН и НДС нужно брать отсюда.</w:t>
+              <w:t>Помесячная агрегация данных. Строки: январь – декабрь, итого за квартал 1-4 , итого за год. Столбцы те же + ставка НДС и счётчики файлов по типам. Данные нужные для заполнения деклараций по УСН и НДС нужно брать отсюда.</w:t>
             </w:r>
           </w:p>
         </w:tc>
@@ -2565,71 +2639,72 @@
                 <w:sz w:val="18"/>
                 <w:szCs w:val="18"/>
               </w:rPr>
-              <w:t xml:space="preserve">Итоги за весь период: </w:t>
-            </w:r>
-            <w:r>
-              <w:rPr>
-                <w:color w:val="404040"/>
-                <w:sz w:val="18"/>
-                <w:szCs w:val="18"/>
-              </w:rPr>
-              <w:t>Д</w:t>
-            </w:r>
-            <w:r>
-              <w:rPr>
-                <w:color w:val="404040"/>
-                <w:sz w:val="18"/>
-                <w:szCs w:val="18"/>
-              </w:rPr>
-              <w:t>оход</w:t>
-            </w:r>
-            <w:r>
-              <w:rPr>
-                <w:color w:val="404040"/>
-                <w:sz w:val="18"/>
-                <w:szCs w:val="18"/>
-              </w:rPr>
-              <w:t xml:space="preserve"> с НДС</w:t>
-            </w:r>
-            <w:r>
-              <w:rPr>
-                <w:color w:val="404040"/>
-                <w:sz w:val="18"/>
-                <w:szCs w:val="18"/>
-              </w:rPr>
-              <w:t xml:space="preserve">, НДС, </w:t>
-            </w:r>
-            <w:r>
-              <w:rPr>
-                <w:color w:val="404040"/>
-                <w:sz w:val="18"/>
-                <w:szCs w:val="18"/>
-              </w:rPr>
-              <w:t>Доход без НДС</w:t>
-            </w:r>
-            <w:r>
-              <w:rPr>
-                <w:color w:val="404040"/>
-                <w:sz w:val="18"/>
-                <w:szCs w:val="18"/>
-              </w:rPr>
-              <w:t xml:space="preserve">, дата превышения порога 20 млн, дата начала </w:t>
-            </w:r>
-            <w:r>
-              <w:rPr>
-                <w:color w:val="404040"/>
-                <w:sz w:val="18"/>
-                <w:szCs w:val="18"/>
-              </w:rPr>
-              <w:t xml:space="preserve">учета </w:t>
-            </w:r>
-            <w:r>
-              <w:rPr>
-                <w:color w:val="404040"/>
-                <w:sz w:val="18"/>
-                <w:szCs w:val="18"/>
-              </w:rPr>
-              <w:t>НДС, количество обработанных файлов.</w:t>
+              <w:t>Итоги за весь период: Доход с НДС, НДС, Доход без НДС, признак обязательной уплаты НДС, дата превышения порога 20 млн (с точностью до дня), дата начала применения ставки B4, количество обработанных файлов по типам.</w:t>
+            </w:r>
+          </w:p>
+        </w:tc>
+      </w:tr>
+      <w:tr>
+        <w:tc>
+          <w:tcPr>
+            <w:tcW w:w="1800" w:type="dxa"/>
+            <w:tcBorders>
+              <w:top w:val="single" w:sz="1" w:space="0" w:color="BBBBBB"/>
+              <w:left w:val="single" w:sz="1" w:space="0" w:color="BBBBBB"/>
+              <w:bottom w:val="single" w:sz="1" w:space="0" w:color="BBBBBB"/>
+              <w:right w:val="single" w:sz="1" w:space="0" w:color="BBBBBB"/>
+            </w:tcBorders>
+            <w:shd w:val="clear" w:color="auto" w:fill="F5F5F5"/>
+            <w:tcMar>
+              <w:top w:w="70" w:type="dxa"/>
+              <w:left w:w="130" w:type="dxa"/>
+              <w:bottom w:w="70" w:type="dxa"/>
+              <w:right w:w="80" w:type="dxa"/>
+            </w:tcMar>
+          </w:tcPr>
+          <w:p>
+            <w:r>
+              <w:rPr>
+                <w:color w:val="404040"/>
+                <w:sz w:val="18"/>
+                <w:szCs w:val="18"/>
+              </w:rPr>
+              <w:t>Календарь</w:t>
+            </w:r>
+          </w:p>
+        </w:tc>
+        <w:tc>
+          <w:tcPr>
+            <w:tcW w:w="7200" w:type="dxa"/>
+            <w:tcBorders>
+              <w:top w:val="single" w:sz="1" w:space="0" w:color="BBBBBB"/>
+              <w:left w:val="single" w:sz="1" w:space="0" w:color="BBBBBB"/>
+              <w:bottom w:val="single" w:sz="1" w:space="0" w:color="BBBBBB"/>
+              <w:right w:val="single" w:sz="1" w:space="0" w:color="BBBBBB"/>
+            </w:tcBorders>
+            <w:shd w:val="clear" w:color="auto" w:fill="FFFFFF"/>
+            <w:tcMar>
+              <w:top w:w="70" w:type="dxa"/>
+              <w:left w:w="130" w:type="dxa"/>
+              <w:bottom w:w="70" w:type="dxa"/>
+              <w:right w:w="80" w:type="dxa"/>
+            </w:tcMar>
+          </w:tcPr>
+          <w:p>
+            <w:pPr>
+              <w:rPr>
+                <w:color w:val="404040"/>
+                <w:sz w:val="18"/>
+                <w:szCs w:val="18"/>
+              </w:rPr>
+            </w:pPr>
+            <w:r>
+              <w:rPr>
+                <w:color w:val="404040"/>
+                <w:sz w:val="18"/>
+                <w:szCs w:val="18"/>
+              </w:rPr>
+              <w:t>Налоговый календарь ИП на 2026 год: 26 событий (сроки уплаты НДС, налога УСН, страховых взносов, подачи деклараций). Колонка «Сумма» заполняется макросом для строк, у которых сумму можно рассчитать из Свода и Настроек (1 квартал НДС, аванс УСН 1 квартал, годовой налог УСН за 2025, доп. страховой взнос 1%, фикс. страховые взносы).</w:t>
             </w:r>
           </w:p>
         </w:tc>
@@ -2924,65 +2999,7 @@
                 <w:sz w:val="18"/>
                 <w:szCs w:val="18"/>
               </w:rPr>
-              <w:t>Доход = Выкупы</w:t>
-            </w:r>
-            <w:r>
-              <w:rPr>
-                <w:color w:val="404040"/>
-                <w:sz w:val="18"/>
-                <w:szCs w:val="18"/>
-              </w:rPr>
-              <w:t xml:space="preserve"> </w:t>
-            </w:r>
-            <w:r>
-              <w:rPr>
-                <w:color w:val="404040"/>
-                <w:sz w:val="18"/>
-                <w:szCs w:val="18"/>
-              </w:rPr>
-              <w:t>(«</w:t>
-            </w:r>
-            <w:proofErr w:type="spellStart"/>
-            <w:r>
-              <w:rPr>
-                <w:color w:val="404040"/>
-                <w:sz w:val="18"/>
-                <w:szCs w:val="18"/>
-              </w:rPr>
-              <w:t>Вайлдберриз</w:t>
-            </w:r>
-            <w:proofErr w:type="spellEnd"/>
-            <w:r>
-              <w:rPr>
-                <w:color w:val="404040"/>
-                <w:sz w:val="18"/>
-                <w:szCs w:val="18"/>
-              </w:rPr>
-              <w:t xml:space="preserve"> реализовал Товар»)</w:t>
-            </w:r>
-            <w:r>
-              <w:rPr>
-                <w:color w:val="404040"/>
-                <w:sz w:val="18"/>
-                <w:szCs w:val="18"/>
-              </w:rPr>
-              <w:t xml:space="preserve"> </w:t>
-            </w:r>
-            <w:r>
-              <w:rPr>
-                <w:color w:val="404040"/>
-                <w:sz w:val="18"/>
-                <w:szCs w:val="18"/>
-              </w:rPr>
-              <w:t>-</w:t>
-            </w:r>
-            <w:r>
-              <w:rPr>
-                <w:color w:val="404040"/>
-                <w:sz w:val="18"/>
-                <w:szCs w:val="18"/>
-              </w:rPr>
-              <w:t xml:space="preserve"> Возвраты + Компенсации </w:t>
+              <w:t xml:space="preserve">Доход = Выкупы («Вайлдберриз реализовал Товар») - Возвраты + Компенсации </w:t>
             </w:r>
           </w:p>
         </w:tc>
@@ -3068,23 +3085,7 @@
                 <w:sz w:val="18"/>
                 <w:szCs w:val="18"/>
               </w:rPr>
-              <w:t xml:space="preserve">Доход = К перечислению (Продажа) </w:t>
-            </w:r>
-            <w:r>
-              <w:rPr>
-                <w:color w:val="404040"/>
-                <w:sz w:val="18"/>
-                <w:szCs w:val="18"/>
-              </w:rPr>
-              <w:t>-</w:t>
-            </w:r>
-            <w:r>
-              <w:rPr>
-                <w:color w:val="404040"/>
-                <w:sz w:val="18"/>
-                <w:szCs w:val="18"/>
-              </w:rPr>
-              <w:t xml:space="preserve"> Логистика по артикулам текущего периода</w:t>
+              <w:t>Доход = К перечислению (Продажа) - Логистика по артикулам текущего периода</w:t>
             </w:r>
           </w:p>
         </w:tc>
@@ -3104,73 +3105,14 @@
         <w:spacing w:before="60" w:after="60"/>
         <w:ind w:left="240"/>
       </w:pPr>
-      <w:proofErr w:type="gramStart"/>
       <w:r>
         <w:rPr>
           <w:color w:val="7A5C00"/>
           <w:sz w:val="18"/>
           <w:szCs w:val="18"/>
         </w:rPr>
-        <w:t>⚠  Не</w:t>
-      </w:r>
-      <w:proofErr w:type="gramEnd"/>
-      <w:r>
-        <w:rPr>
-          <w:color w:val="7A5C00"/>
-          <w:sz w:val="18"/>
-          <w:szCs w:val="18"/>
-        </w:rPr>
-        <w:t xml:space="preserve"> помещайте в папку отчёты «Уведомление о выкупе» и «Еженедельный отчет реализации» из раздела </w:t>
-      </w:r>
-      <w:r>
-        <w:rPr>
-          <w:color w:val="7A5C00"/>
-          <w:sz w:val="18"/>
-          <w:szCs w:val="18"/>
-        </w:rPr>
-        <w:t>“</w:t>
-      </w:r>
-      <w:r>
-        <w:rPr>
-          <w:color w:val="7A5C00"/>
-          <w:sz w:val="18"/>
-          <w:szCs w:val="18"/>
-        </w:rPr>
-        <w:t>Документы</w:t>
-      </w:r>
-      <w:r>
-        <w:rPr>
-          <w:color w:val="7A5C00"/>
-          <w:sz w:val="18"/>
-          <w:szCs w:val="18"/>
-        </w:rPr>
-        <w:t>”</w:t>
-      </w:r>
-      <w:r>
-        <w:rPr>
-          <w:color w:val="7A5C00"/>
-          <w:sz w:val="18"/>
-          <w:szCs w:val="18"/>
-        </w:rPr>
-        <w:t xml:space="preserve"> в профиле</w:t>
-      </w:r>
-      <w:r>
-        <w:rPr>
-          <w:color w:val="7A5C00"/>
-          <w:sz w:val="18"/>
-          <w:szCs w:val="18"/>
-        </w:rPr>
-        <w:t>, макрос не работает с этим форматом</w:t>
-      </w:r>
-      <w:bookmarkStart w:id="0" w:name="_GoBack"/>
-      <w:bookmarkEnd w:id="0"/>
-      <w:r>
-        <w:rPr>
-          <w:color w:val="7A5C00"/>
-          <w:sz w:val="18"/>
-          <w:szCs w:val="18"/>
-        </w:rPr>
-        <w:t>!</w:t>
+        <w:lastRenderedPageBreak/>
+        <w:t>⚠  Не помещайте в папку отчёты «Уведомление о выкупе» и «Еженедельный отчет реализации» из раздела “Документы” в профиле, макрос не работает с этим форматом!</w:t>
       </w:r>
     </w:p>
     <w:sectPr>
@@ -3362,6 +3304,92 @@
       </w:pPr>
     </w:lvl>
   </w:abstractNum>
+  <w:abstractNum w:abstractNumId="2" w15:restartNumberingAfterBreak="0">
+    <w:nsid w:val="66D96C89"/>
+    <w:multiLevelType w:val="hybridMultilevel"/>
+    <w:tmpl w:val="1C5A17D4"/>
+    <w:lvl w:ilvl="0" w:tplc="0419000F">
+      <w:start w:val="1"/>
+      <w:numFmt w:val="decimal"/>
+      <w:lvlText w:val="%1."/>
+      <w:lvlJc w:val="left"/>
+      <w:pPr>
+        <w:ind w:left="360" w:hanging="360"/>
+      </w:pPr>
+    </w:lvl>
+    <w:lvl w:ilvl="1" w:tplc="04190019" w:tentative="1">
+      <w:start w:val="1"/>
+      <w:numFmt w:val="lowerLetter"/>
+      <w:lvlText w:val="%2."/>
+      <w:lvlJc w:val="left"/>
+      <w:pPr>
+        <w:ind w:left="1080" w:hanging="360"/>
+      </w:pPr>
+    </w:lvl>
+    <w:lvl w:ilvl="2" w:tplc="0419001B" w:tentative="1">
+      <w:start w:val="1"/>
+      <w:numFmt w:val="lowerRoman"/>
+      <w:lvlText w:val="%3."/>
+      <w:lvlJc w:val="right"/>
+      <w:pPr>
+        <w:ind w:left="1800" w:hanging="180"/>
+      </w:pPr>
+    </w:lvl>
+    <w:lvl w:ilvl="3" w:tplc="0419000F" w:tentative="1">
+      <w:start w:val="1"/>
+      <w:numFmt w:val="decimal"/>
+      <w:lvlText w:val="%4."/>
+      <w:lvlJc w:val="left"/>
+      <w:pPr>
+        <w:ind w:left="2520" w:hanging="360"/>
+      </w:pPr>
+    </w:lvl>
+    <w:lvl w:ilvl="4" w:tplc="04190019" w:tentative="1">
+      <w:start w:val="1"/>
+      <w:numFmt w:val="lowerLetter"/>
+      <w:lvlText w:val="%5."/>
+      <w:lvlJc w:val="left"/>
+      <w:pPr>
+        <w:ind w:left="3240" w:hanging="360"/>
+      </w:pPr>
+    </w:lvl>
+    <w:lvl w:ilvl="5" w:tplc="0419001B" w:tentative="1">
+      <w:start w:val="1"/>
+      <w:numFmt w:val="lowerRoman"/>
+      <w:lvlText w:val="%6."/>
+      <w:lvlJc w:val="right"/>
+      <w:pPr>
+        <w:ind w:left="3960" w:hanging="180"/>
+      </w:pPr>
+    </w:lvl>
+    <w:lvl w:ilvl="6" w:tplc="0419000F" w:tentative="1">
+      <w:start w:val="1"/>
+      <w:numFmt w:val="decimal"/>
+      <w:lvlText w:val="%7."/>
+      <w:lvlJc w:val="left"/>
+      <w:pPr>
+        <w:ind w:left="4680" w:hanging="360"/>
+      </w:pPr>
+    </w:lvl>
+    <w:lvl w:ilvl="7" w:tplc="04190019" w:tentative="1">
+      <w:start w:val="1"/>
+      <w:numFmt w:val="lowerLetter"/>
+      <w:lvlText w:val="%8."/>
+      <w:lvlJc w:val="left"/>
+      <w:pPr>
+        <w:ind w:left="5400" w:hanging="360"/>
+      </w:pPr>
+    </w:lvl>
+    <w:lvl w:ilvl="8" w:tplc="0419001B" w:tentative="1">
+      <w:start w:val="1"/>
+      <w:numFmt w:val="lowerRoman"/>
+      <w:lvlText w:val="%9."/>
+      <w:lvlJc w:val="right"/>
+      <w:pPr>
+        <w:ind w:left="6120" w:hanging="180"/>
+      </w:pPr>
+    </w:lvl>
+  </w:abstractNum>
   <w:num w:numId="1">
     <w:abstractNumId w:val="1"/>
     <w:lvlOverride w:ilvl="0">
@@ -3370,6 +3398,9 @@
   </w:num>
   <w:num w:numId="2">
     <w:abstractNumId w:val="0"/>
+  </w:num>
+  <w:num w:numId="3">
+    <w:abstractNumId w:val="2"/>
   </w:num>
 </w:numbering>
 </file>

--- a/WB_nalog_USN_NDS_short.docx
+++ b/WB_nalog_USN_NDS_short.docx
@@ -373,7 +373,27 @@
         <w:t>NDS</w:t>
       </w:r>
       <w:r>
-        <w:t>.xlsm и подтвердите включение макросов.</w:t>
+        <w:t>.xlsm и подтвердите включение макросов</w:t>
+      </w:r>
+      <w:r>
+        <w:t xml:space="preserve"> кнопко</w:t>
+      </w:r>
+      <w:bookmarkStart w:id="0" w:name="_GoBack"/>
+      <w:bookmarkEnd w:id="0"/>
+      <w:r>
+        <w:t xml:space="preserve">й </w:t>
+      </w:r>
+      <w:r>
+        <w:t>“</w:t>
+      </w:r>
+      <w:r>
+        <w:t>Включить содержимое</w:t>
+      </w:r>
+      <w:r>
+        <w:t>”</w:t>
+      </w:r>
+      <w:r>
+        <w:t>.</w:t>
       </w:r>
     </w:p>
     <w:p>
@@ -389,12 +409,7 @@
         <w:t xml:space="preserve">2. </w:t>
       </w:r>
       <w:r>
-        <w:t xml:space="preserve">Перейдите на лист “Настройки” и заполните ячейки вашим данными (см. </w:t>
-      </w:r>
-      <w:bookmarkStart w:id="0" w:name="_GoBack"/>
-      <w:bookmarkEnd w:id="0"/>
-      <w:r>
-        <w:t>раздел 2).</w:t>
+        <w:t>Перейдите на лист “Настройки” и заполните ячейки вашим данными (см. раздел 2).</w:t>
       </w:r>
     </w:p>
     <w:p>
@@ -551,45 +566,134 @@
       <w:pPr>
         <w:spacing w:before="40" w:after="40"/>
         <w:ind w:left="360" w:hanging="280"/>
+      </w:pPr>
+      <w:r>
+        <w:t xml:space="preserve">1. Откройте </w:t>
+      </w:r>
+      <w:r>
         <w:rPr>
           <w:lang w:val="en-US"/>
         </w:rPr>
-      </w:pPr>
+        <w:t>WB</w:t>
+      </w:r>
+      <w:r>
+        <w:t>_</w:t>
+      </w:r>
+      <w:proofErr w:type="spellStart"/>
       <w:r>
         <w:rPr>
           <w:lang w:val="en-US"/>
         </w:rPr>
-        <w:t>1. Откройте WB_nalog_USN_NDS.xlsx в Excel</w:t>
+        <w:t>nalog</w:t>
+      </w:r>
+      <w:proofErr w:type="spellEnd"/>
+      <w:r>
+        <w:t>_</w:t>
+      </w:r>
+      <w:r>
+        <w:rPr>
+          <w:lang w:val="en-US"/>
+        </w:rPr>
+        <w:t>USN</w:t>
+      </w:r>
+      <w:r>
+        <w:t>_</w:t>
+      </w:r>
+      <w:r>
+        <w:rPr>
+          <w:lang w:val="en-US"/>
+        </w:rPr>
+        <w:t>NDS</w:t>
+      </w:r>
+      <w:r>
+        <w:t>.</w:t>
+      </w:r>
+      <w:proofErr w:type="spellStart"/>
+      <w:r>
+        <w:rPr>
+          <w:lang w:val="en-US"/>
+        </w:rPr>
+        <w:t>xlsx</w:t>
+      </w:r>
+      <w:proofErr w:type="spellEnd"/>
+      <w:r>
+        <w:t xml:space="preserve"> в </w:t>
+      </w:r>
+      <w:r>
+        <w:rPr>
+          <w:lang w:val="en-US"/>
+        </w:rPr>
+        <w:t>Excel</w:t>
       </w:r>
     </w:p>
     <w:p>
       <w:pPr>
         <w:spacing w:before="40" w:after="40"/>
         <w:ind w:left="360" w:hanging="280"/>
+      </w:pPr>
+      <w:r>
+        <w:t xml:space="preserve">2. </w:t>
+      </w:r>
+      <w:r>
         <w:rPr>
           <w:lang w:val="en-US"/>
         </w:rPr>
-      </w:pPr>
+        <w:t>Alt</w:t>
+      </w:r>
+      <w:r>
+        <w:t>+</w:t>
+      </w:r>
       <w:r>
         <w:rPr>
           <w:lang w:val="en-US"/>
         </w:rPr>
-        <w:t>2. Alt+F11 &gt; Редактор VBA</w:t>
+        <w:t>F</w:t>
+      </w:r>
+      <w:proofErr w:type="gramStart"/>
+      <w:r>
+        <w:t>11 &gt;</w:t>
+      </w:r>
+      <w:proofErr w:type="gramEnd"/>
+      <w:r>
+        <w:t xml:space="preserve"> Редактор </w:t>
+      </w:r>
+      <w:r>
+        <w:rPr>
+          <w:lang w:val="en-US"/>
+        </w:rPr>
+        <w:t>VBA</w:t>
       </w:r>
     </w:p>
     <w:p>
       <w:pPr>
         <w:spacing w:before="40" w:after="40"/>
         <w:ind w:left="360" w:hanging="280"/>
+      </w:pPr>
+      <w:r>
+        <w:t xml:space="preserve">3. </w:t>
+      </w:r>
+      <w:proofErr w:type="gramStart"/>
+      <w:r>
+        <w:t>Файл &gt;</w:t>
+      </w:r>
+      <w:proofErr w:type="gramEnd"/>
+      <w:r>
+        <w:t xml:space="preserve"> Импорт файла &gt; выберите </w:t>
+      </w:r>
+      <w:r>
         <w:rPr>
           <w:lang w:val="en-US"/>
         </w:rPr>
-      </w:pPr>
+        <w:t>Module</w:t>
+      </w:r>
+      <w:r>
+        <w:t>1.</w:t>
+      </w:r>
       <w:r>
         <w:rPr>
           <w:lang w:val="en-US"/>
         </w:rPr>
-        <w:t>3. Файл &gt; Импорт файла &gt; выберите Module1.bas</w:t>
+        <w:t>bas</w:t>
       </w:r>
     </w:p>
     <w:p>
@@ -598,7 +702,15 @@
         <w:ind w:left="360" w:hanging="280"/>
       </w:pPr>
       <w:r>
-        <w:t xml:space="preserve">4. Удалите, если есть, старый модуль (ПКМ &gt; </w:t>
+        <w:t>4. Удалите, если есть, старый модуль (</w:t>
+      </w:r>
+      <w:proofErr w:type="gramStart"/>
+      <w:r>
+        <w:t>ПКМ &gt;</w:t>
+      </w:r>
+      <w:proofErr w:type="gramEnd"/>
+      <w:r>
+        <w:t xml:space="preserve"> </w:t>
       </w:r>
       <w:r>
         <w:rPr>
@@ -2327,10 +2439,6 @@
         <w:spacing w:after="60"/>
       </w:pPr>
       <w:r>
-        <w:rPr>
-          <w:sz w:val="20"/>
-          <w:szCs w:val="20"/>
-        </w:rPr>
         <w:t>Дата превышения порога 20 млн определяется с точностью до дня: макрос внутренне считает нарастающий итог по дням (данные отчётов WB имеют дневную гранулярность) и находит первый день, когда сумма стала ≥ 20 млн. Эта дата пишется в Контроль!B6. С 1-го числа следующего месяца включается ставка B4.</w:t>
       </w:r>
     </w:p>
@@ -2734,6 +2842,7 @@
                 <w:sz w:val="18"/>
                 <w:szCs w:val="18"/>
               </w:rPr>
+              <w:lastRenderedPageBreak/>
               <w:t>Настройки</w:t>
             </w:r>
           </w:p>
@@ -3111,7 +3220,6 @@
           <w:sz w:val="18"/>
           <w:szCs w:val="18"/>
         </w:rPr>
-        <w:lastRenderedPageBreak/>
         <w:t>⚠  Не помещайте в папку отчёты «Уведомление о выкупе» и «Еженедельный отчет реализации» из раздела “Документы” в профиле, макрос не работает с этим форматом!</w:t>
       </w:r>
     </w:p>
